--- a/induccion-aire-express/guiones/docs/03_PROCESO_DE_HERRAMIENTAS.docx
+++ b/induccion-aire-express/guiones/docs/03_PROCESO_DE_HERRAMIENTAS.docx
@@ -1421,9 +1421,9 @@
         </w:tblBorders>
       </w:tblPr>
       <w:tblGrid>
-        <w:gridCol w:w="2077"/>
-        <w:gridCol w:w="5040"/>
-        <w:gridCol w:w="2855"/>
+        <w:gridCol w:w="2060"/>
+        <w:gridCol w:w="5079"/>
+        <w:gridCol w:w="2833"/>
       </w:tblGrid>
       <w:tr>
         <w:trPr>
@@ -1431,7 +1431,7 @@
         </w:trPr>
         <w:tc>
           <w:tcPr>
-            <w:tcW w:type="dxa" w:w="2077"/>
+            <w:tcW w:type="dxa" w:w="2060"/>
             <w:tcBorders>
               <w:top w:val="single" w:color="CCCCCC" w:sz="1"/>
               <w:left w:val="single" w:color="CCCCCC" w:sz="1"/>
@@ -1466,7 +1466,7 @@
         </w:tc>
         <w:tc>
           <w:tcPr>
-            <w:tcW w:type="dxa" w:w="5040"/>
+            <w:tcW w:type="dxa" w:w="5079"/>
             <w:tcBorders>
               <w:top w:val="single" w:color="CCCCCC" w:sz="1"/>
               <w:left w:val="single" w:color="CCCCCC" w:sz="1"/>
@@ -1501,7 +1501,7 @@
         </w:tc>
         <w:tc>
           <w:tcPr>
-            <w:tcW w:type="dxa" w:w="2855"/>
+            <w:tcW w:type="dxa" w:w="2833"/>
             <w:tcBorders>
               <w:top w:val="single" w:color="CCCCCC" w:sz="1"/>
               <w:left w:val="single" w:color="CCCCCC" w:sz="1"/>
@@ -1541,7 +1541,7 @@
         </w:trPr>
         <w:tc>
           <w:tcPr>
-            <w:tcW w:type="dxa" w:w="2077"/>
+            <w:tcW w:type="dxa" w:w="2060"/>
             <w:tcBorders>
               <w:top w:val="single" w:color="CCCCCC" w:sz="1"/>
               <w:left w:val="single" w:color="CCCCCC" w:sz="1"/>
@@ -1573,7 +1573,7 @@
         </w:tc>
         <w:tc>
           <w:tcPr>
-            <w:tcW w:type="dxa" w:w="5040"/>
+            <w:tcW w:type="dxa" w:w="5079"/>
             <w:tcBorders>
               <w:top w:val="single" w:color="CCCCCC" w:sz="1"/>
               <w:left w:val="single" w:color="CCCCCC" w:sz="1"/>
@@ -1605,7 +1605,7 @@
         </w:tc>
         <w:tc>
           <w:tcPr>
-            <w:tcW w:type="dxa" w:w="2855"/>
+            <w:tcW w:type="dxa" w:w="2833"/>
             <w:tcBorders>
               <w:top w:val="single" w:color="CCCCCC" w:sz="1"/>
               <w:left w:val="single" w:color="CCCCCC" w:sz="1"/>
@@ -1642,7 +1642,7 @@
         </w:trPr>
         <w:tc>
           <w:tcPr>
-            <w:tcW w:type="dxa" w:w="2077"/>
+            <w:tcW w:type="dxa" w:w="2060"/>
             <w:tcBorders>
               <w:top w:val="single" w:color="CCCCCC" w:sz="1"/>
               <w:left w:val="single" w:color="CCCCCC" w:sz="1"/>
@@ -1674,7 +1674,7 @@
         </w:tc>
         <w:tc>
           <w:tcPr>
-            <w:tcW w:type="dxa" w:w="5040"/>
+            <w:tcW w:type="dxa" w:w="5079"/>
             <w:tcBorders>
               <w:top w:val="single" w:color="CCCCCC" w:sz="1"/>
               <w:left w:val="single" w:color="CCCCCC" w:sz="1"/>
@@ -1706,7 +1706,7 @@
         </w:tc>
         <w:tc>
           <w:tcPr>
-            <w:tcW w:type="dxa" w:w="2855"/>
+            <w:tcW w:type="dxa" w:w="2833"/>
             <w:tcBorders>
               <w:top w:val="single" w:color="CCCCCC" w:sz="1"/>
               <w:left w:val="single" w:color="CCCCCC" w:sz="1"/>
@@ -1743,7 +1743,7 @@
         </w:trPr>
         <w:tc>
           <w:tcPr>
-            <w:tcW w:type="dxa" w:w="2077"/>
+            <w:tcW w:type="dxa" w:w="2060"/>
             <w:tcBorders>
               <w:top w:val="single" w:color="CCCCCC" w:sz="1"/>
               <w:left w:val="single" w:color="CCCCCC" w:sz="1"/>
@@ -1775,7 +1775,7 @@
         </w:tc>
         <w:tc>
           <w:tcPr>
-            <w:tcW w:type="dxa" w:w="5040"/>
+            <w:tcW w:type="dxa" w:w="5079"/>
             <w:tcBorders>
               <w:top w:val="single" w:color="CCCCCC" w:sz="1"/>
               <w:left w:val="single" w:color="CCCCCC" w:sz="1"/>
@@ -1807,7 +1807,7 @@
         </w:tc>
         <w:tc>
           <w:tcPr>
-            <w:tcW w:type="dxa" w:w="2855"/>
+            <w:tcW w:type="dxa" w:w="2833"/>
             <w:tcBorders>
               <w:top w:val="single" w:color="CCCCCC" w:sz="1"/>
               <w:left w:val="single" w:color="CCCCCC" w:sz="1"/>
@@ -1844,7 +1844,7 @@
         </w:trPr>
         <w:tc>
           <w:tcPr>
-            <w:tcW w:type="dxa" w:w="2077"/>
+            <w:tcW w:type="dxa" w:w="2060"/>
             <w:tcBorders>
               <w:top w:val="single" w:color="CCCCCC" w:sz="1"/>
               <w:left w:val="single" w:color="CCCCCC" w:sz="1"/>
@@ -1876,7 +1876,7 @@
         </w:tc>
         <w:tc>
           <w:tcPr>
-            <w:tcW w:type="dxa" w:w="5040"/>
+            <w:tcW w:type="dxa" w:w="5079"/>
             <w:tcBorders>
               <w:top w:val="single" w:color="CCCCCC" w:sz="1"/>
               <w:left w:val="single" w:color="CCCCCC" w:sz="1"/>
@@ -1902,13 +1902,13 @@
                 <w:sz w:val="17"/>
                 <w:szCs w:val="17"/>
               </w:rPr>
-              <w:t xml:space="preserve">Confirmas por llamada todas las visitas de mañana y las de hoy antes de su hora; devuelves llamadas perdidas</w:t>
-            </w:r>
-          </w:p>
-        </w:tc>
-        <w:tc>
-          <w:tcPr>
-            <w:tcW w:type="dxa" w:w="2855"/>
+              <w:t xml:space="preserve">Visitas de mañana: llamas solo a quien no respondió confirmando el recordatorio o no marcó la casilla; devuelves llamadas perdidas</w:t>
+            </w:r>
+          </w:p>
+        </w:tc>
+        <w:tc>
+          <w:tcPr>
+            <w:tcW w:type="dxa" w:w="2833"/>
             <w:tcBorders>
               <w:top w:val="single" w:color="CCCCCC" w:sz="1"/>
               <w:left w:val="single" w:color="CCCCCC" w:sz="1"/>
@@ -1945,7 +1945,7 @@
         </w:trPr>
         <w:tc>
           <w:tcPr>
-            <w:tcW w:type="dxa" w:w="2077"/>
+            <w:tcW w:type="dxa" w:w="2060"/>
             <w:tcBorders>
               <w:top w:val="single" w:color="CCCCCC" w:sz="1"/>
               <w:left w:val="single" w:color="CCCCCC" w:sz="1"/>
@@ -1977,7 +1977,7 @@
         </w:tc>
         <w:tc>
           <w:tcPr>
-            <w:tcW w:type="dxa" w:w="5040"/>
+            <w:tcW w:type="dxa" w:w="5079"/>
             <w:tcBorders>
               <w:top w:val="single" w:color="CCCCCC" w:sz="1"/>
               <w:left w:val="single" w:color="CCCCCC" w:sz="1"/>
@@ -2009,7 +2009,7 @@
         </w:tc>
         <w:tc>
           <w:tcPr>
-            <w:tcW w:type="dxa" w:w="2855"/>
+            <w:tcW w:type="dxa" w:w="2833"/>
             <w:tcBorders>
               <w:top w:val="single" w:color="CCCCCC" w:sz="1"/>
               <w:left w:val="single" w:color="CCCCCC" w:sz="1"/>
@@ -2046,7 +2046,7 @@
         </w:trPr>
         <w:tc>
           <w:tcPr>
-            <w:tcW w:type="dxa" w:w="2077"/>
+            <w:tcW w:type="dxa" w:w="2060"/>
             <w:tcBorders>
               <w:top w:val="single" w:color="CCCCCC" w:sz="1"/>
               <w:left w:val="single" w:color="CCCCCC" w:sz="1"/>
@@ -2078,7 +2078,7 @@
         </w:tc>
         <w:tc>
           <w:tcPr>
-            <w:tcW w:type="dxa" w:w="5040"/>
+            <w:tcW w:type="dxa" w:w="5079"/>
             <w:tcBorders>
               <w:top w:val="single" w:color="CCCCCC" w:sz="1"/>
               <w:left w:val="single" w:color="CCCCCC" w:sz="1"/>
@@ -2110,7 +2110,7 @@
         </w:tc>
         <w:tc>
           <w:tcPr>
-            <w:tcW w:type="dxa" w:w="2855"/>
+            <w:tcW w:type="dxa" w:w="2833"/>
             <w:tcBorders>
               <w:top w:val="single" w:color="CCCCCC" w:sz="1"/>
               <w:left w:val="single" w:color="CCCCCC" w:sz="1"/>
@@ -2147,7 +2147,7 @@
         </w:trPr>
         <w:tc>
           <w:tcPr>
-            <w:tcW w:type="dxa" w:w="2077"/>
+            <w:tcW w:type="dxa" w:w="2060"/>
             <w:tcBorders>
               <w:top w:val="single" w:color="CCCCCC" w:sz="1"/>
               <w:left w:val="single" w:color="CCCCCC" w:sz="1"/>
@@ -2179,7 +2179,7 @@
         </w:tc>
         <w:tc>
           <w:tcPr>
-            <w:tcW w:type="dxa" w:w="5040"/>
+            <w:tcW w:type="dxa" w:w="5079"/>
             <w:tcBorders>
               <w:top w:val="single" w:color="CCCCCC" w:sz="1"/>
               <w:left w:val="single" w:color="CCCCCC" w:sz="1"/>
@@ -2211,7 +2211,7 @@
         </w:tc>
         <w:tc>
           <w:tcPr>
-            <w:tcW w:type="dxa" w:w="2855"/>
+            <w:tcW w:type="dxa" w:w="2833"/>
             <w:tcBorders>
               <w:top w:val="single" w:color="CCCCCC" w:sz="1"/>
               <w:left w:val="single" w:color="CCCCCC" w:sz="1"/>
@@ -2248,7 +2248,7 @@
         </w:trPr>
         <w:tc>
           <w:tcPr>
-            <w:tcW w:type="dxa" w:w="2077"/>
+            <w:tcW w:type="dxa" w:w="2060"/>
             <w:tcBorders>
               <w:top w:val="single" w:color="CCCCCC" w:sz="1"/>
               <w:left w:val="single" w:color="CCCCCC" w:sz="1"/>
@@ -2280,7 +2280,7 @@
         </w:tc>
         <w:tc>
           <w:tcPr>
-            <w:tcW w:type="dxa" w:w="5040"/>
+            <w:tcW w:type="dxa" w:w="5079"/>
             <w:tcBorders>
               <w:top w:val="single" w:color="CCCCCC" w:sz="1"/>
               <w:left w:val="single" w:color="CCCCCC" w:sz="1"/>
@@ -2312,7 +2312,7 @@
         </w:tc>
         <w:tc>
           <w:tcPr>
-            <w:tcW w:type="dxa" w:w="2855"/>
+            <w:tcW w:type="dxa" w:w="2833"/>
             <w:tcBorders>
               <w:top w:val="single" w:color="CCCCCC" w:sz="1"/>
               <w:left w:val="single" w:color="CCCCCC" w:sz="1"/>
@@ -2349,7 +2349,7 @@
         </w:trPr>
         <w:tc>
           <w:tcPr>
-            <w:tcW w:type="dxa" w:w="2077"/>
+            <w:tcW w:type="dxa" w:w="2060"/>
             <w:tcBorders>
               <w:top w:val="single" w:color="CCCCCC" w:sz="1"/>
               <w:left w:val="single" w:color="CCCCCC" w:sz="1"/>
@@ -2381,7 +2381,7 @@
         </w:tc>
         <w:tc>
           <w:tcPr>
-            <w:tcW w:type="dxa" w:w="5040"/>
+            <w:tcW w:type="dxa" w:w="5079"/>
             <w:tcBorders>
               <w:top w:val="single" w:color="CCCCCC" w:sz="1"/>
               <w:left w:val="single" w:color="CCCCCC" w:sz="1"/>
@@ -2413,7 +2413,7 @@
         </w:tc>
         <w:tc>
           <w:tcPr>
-            <w:tcW w:type="dxa" w:w="2855"/>
+            <w:tcW w:type="dxa" w:w="2833"/>
             <w:tcBorders>
               <w:top w:val="single" w:color="CCCCCC" w:sz="1"/>
               <w:left w:val="single" w:color="CCCCCC" w:sz="1"/>
@@ -3192,7 +3192,7 @@
         <w:sz w:val="16"/>
         <w:szCs w:val="16"/>
       </w:rPr>
-      <w:t xml:space="preserve">   |   Inducción comercial</w:t>
+      <w:t xml:space="preserve">   |   Estrategia Comercial</w:t>
     </w:r>
   </w:p>
 </w:hdr>
